--- a/hub/files/PA3.5.docx
+++ b/hub/files/PA3.5.docx
@@ -95,7 +95,20 @@
               <w:rPr>
                 <w:sz w:val="19"/>
               </w:rPr>
-              <w:t>Sunday Sep 27, 11:59 PM</w:t>
+              <w:t xml:space="preserve">Sunday Sep 27, 11:59 PM — </w:t>
+            </w:r>
+            <w:r>
+              <w:rPr>
+                <w:b/>
+                <w:sz w:val="19"/>
+              </w:rPr>
+              <w:t>start recruiting Mon Sep 14</w:t>
+            </w:r>
+            <w:r>
+              <w:rPr>
+                <w:sz w:val="19"/>
+              </w:rPr>
+              <w:t>; the session itself runs Sep 24–27</w:t>
             </w:r>
           </w:p>
         </w:tc>
@@ -254,10 +267,10 @@
         <w:rPr>
           <w:b/>
         </w:rPr>
-        <w:t>Recruit — one participant per member.</w:t>
+        <w:t>Recruit — one participant per member, starting Mon Sep 14.</w:t>
       </w:r>
       <w:r>
-        <w:t xml:space="preserve"> Each of you invites one </w:t>
+        <w:t xml:space="preserve"> Don't wait for the Week-5 brief: other people's calendars are the bottleneck, so line up your person the week of Sep 14 and hold a slot for Sep 24–27. Each of you invites one </w:t>
       </w:r>
       <w:r>
         <w:rPr>
